--- a/Luis/.NET React/Luis Veliz.docx
+++ b/Luis/.NET React/Luis Veliz.docx
@@ -77,7 +77,7 @@
                 <w:sz w:val="20"/>
                 <w:szCs w:val="24"/>
               </w:rPr>
-              <w:t>Los Angeles</w:t>
+              <w:t xml:space="preserve">Los Angeles, California, USA | luis.v.dev@outlook.com | https://www.linkedin.com/in/luis-veliz-8681513a4/ | </w:t>
             </w:r>
             <w:r>
               <w:rPr>
@@ -86,53 +86,10 @@
                 <w:sz w:val="20"/>
                 <w:szCs w:val="24"/>
               </w:rPr>
-              <w:t xml:space="preserve">, California, USA | </w:t>
+              <w:t>+1 (305) 7070624</w:t>
             </w:r>
-            <w:r>
-              <w:rPr>
-                <w:rFonts w:ascii="Times New Roman" w:eastAsia="Times New Roman" w:hAnsi="Times New Roman" w:cs="Times New Roman"/>
-                <w:b w:val="0"/>
-                <w:sz w:val="20"/>
-                <w:szCs w:val="24"/>
-              </w:rPr>
-              <w:t>luis.v.dev@outlook.com</w:t>
-            </w:r>
-            <w:r>
-              <w:rPr>
-                <w:rFonts w:ascii="Times New Roman" w:eastAsia="Times New Roman" w:hAnsi="Times New Roman" w:cs="Times New Roman"/>
-                <w:b w:val="0"/>
-                <w:sz w:val="20"/>
-                <w:szCs w:val="24"/>
-              </w:rPr>
-              <w:t xml:space="preserve"> | </w:t>
-            </w:r>
-            <w:r>
-              <w:rPr>
-                <w:rFonts w:ascii="Times New Roman" w:eastAsia="Times New Roman" w:hAnsi="Times New Roman" w:cs="Times New Roman"/>
-                <w:b w:val="0"/>
-                <w:sz w:val="20"/>
-                <w:szCs w:val="24"/>
-              </w:rPr>
-              <w:t xml:space="preserve">https://www.linkedin.com/in/luis-veliz-8681513a4/ </w:t>
-            </w:r>
-            <w:r>
-              <w:rPr>
-                <w:rFonts w:ascii="Times New Roman" w:eastAsia="Times New Roman" w:hAnsi="Times New Roman" w:cs="Times New Roman"/>
-                <w:b w:val="0"/>
-                <w:sz w:val="20"/>
-                <w:szCs w:val="24"/>
-              </w:rPr>
-              <w:t xml:space="preserve">| </w:t>
-            </w:r>
-            <w:r>
-              <w:rPr>
-                <w:rFonts w:ascii="Times New Roman" w:eastAsia="Times New Roman" w:hAnsi="Times New Roman" w:cs="Times New Roman"/>
-                <w:b w:val="0"/>
-                <w:sz w:val="20"/>
-                <w:szCs w:val="24"/>
-              </w:rPr>
-              <w:t>+1 (305) 606 4408</w:t>
-            </w:r>
+            <w:bookmarkStart w:id="0" w:name="_GoBack"/>
+            <w:bookmarkEnd w:id="0"/>
           </w:p>
         </w:tc>
       </w:tr>
@@ -5195,16 +5152,7 @@
           <w:sz w:val="20"/>
           <w:szCs w:val="20"/>
         </w:rPr>
-        <w:t>Multi-Tenant React + .NET Op</w:t>
-      </w:r>
-      <w:bookmarkStart w:id="0" w:name="_GoBack"/>
-      <w:bookmarkEnd w:id="0"/>
-      <w:r>
-        <w:rPr>
-          <w:sz w:val="20"/>
-          <w:szCs w:val="20"/>
-        </w:rPr>
-        <w:t>erations Console</w:t>
+        <w:t>Multi-Tenant React + .NET Operations Console</w:t>
       </w:r>
     </w:p>
     <w:p>
@@ -9432,7 +9380,7 @@
 </file>
 
 <file path=customXml/itemProps1.xml><?xml version="1.0" encoding="utf-8"?>
-<ds:datastoreItem xmlns:ds="http://schemas.openxmlformats.org/officeDocument/2006/customXml" ds:itemID="{94430B66-FF9F-4F3F-AF17-D4BD6718F957}">
+<ds:datastoreItem xmlns:ds="http://schemas.openxmlformats.org/officeDocument/2006/customXml" ds:itemID="{43CD124E-64E8-4ED6-867C-A24768F7C24A}">
   <ds:schemaRefs>
     <ds:schemaRef ds:uri="http://schemas.openxmlformats.org/officeDocument/2006/bibliography"/>
   </ds:schemaRefs>
